--- a/ejemplo-ficticio.docx
+++ b/ejemplo-ficticio.docx
@@ -1297,19 +1297,45 @@
               <w:jc w:val="left"/>
             </w:pPr>
             <w:r>
-              <w:t xml:space="preserve">Necesidades específicas de apoyo educativo</w:t>
-            </w:r>
-          </w:p>
-        </w:tc>
-        <w:tc>
-          <w:tcPr/>
-          <w:p>
-            <w:pPr>
-              <w:pStyle w:val="Compact"/>
-              <w:jc w:val="left"/>
-            </w:pPr>
-            <w:r>
-              <w:t xml:space="preserve">Adaptaciones metodológicas y de acceso: segmentación de las tareas en pasos, tiempo adicional en las pruebas escritas y puesto preferente en el aula.¶Agenda visual y revisión semanal de la planificación con la tutora.¶Seguimiento por la UEO y coordinación periódica con la familia.</w:t>
+              <w:t xml:space="preserve">Necesidades de apoyo</w:t>
+            </w:r>
+          </w:p>
+        </w:tc>
+        <w:tc>
+          <w:tcPr/>
+          <w:p>
+            <w:pPr>
+              <w:pStyle w:val="Compact"/>
+              <w:jc w:val="left"/>
+            </w:pPr>
+            <w:r>
+              <w:t xml:space="preserve">TDAH: Combinado ¶ Altas capacidades</w:t>
+            </w:r>
+          </w:p>
+        </w:tc>
+      </w:tr>
+      <w:tr>
+        <w:tc>
+          <w:tcPr/>
+          <w:p>
+            <w:pPr>
+              <w:pStyle w:val="Compact"/>
+              <w:jc w:val="left"/>
+            </w:pPr>
+            <w:r>
+              <w:t xml:space="preserve">Centro Docente</w:t>
+            </w:r>
+          </w:p>
+        </w:tc>
+        <w:tc>
+          <w:tcPr/>
+          <w:p>
+            <w:pPr>
+              <w:pStyle w:val="Compact"/>
+              <w:jc w:val="left"/>
+            </w:pPr>
+            <w:r>
+              <w:t xml:space="preserve">IES Exemple</w:t>
             </w:r>
           </w:p>
         </w:tc>
@@ -1346,7 +1372,7 @@
         <w:pStyle w:val="BodyText"/>
       </w:pPr>
       <w:r>
-        <w:t xml:space="preserve">Los dos campos largos llevan varios</w:t>
+        <w:t xml:space="preserve">El campo de justificación lleva varios</w:t>
       </w:r>
       <w:r>
         <w:t xml:space="preserve"> </w:t>
@@ -1373,7 +1399,129 @@
         <w:t xml:space="preserve"> </w:t>
       </w:r>
       <w:r>
-        <w:t xml:space="preserve">donde iba el salto, el visor lo restituye al mostrarlo y al imprimirlo.</w:t>
+        <w:t xml:space="preserve">donde iba el salto, el visor lo restituye al mostrarlo y al imprimirlo. En</w:t>
+      </w:r>
+      <w:r>
+        <w:t xml:space="preserve"> </w:t>
+      </w:r>
+      <w:r>
+        <w:rPr>
+          <w:rStyle w:val="VerbatimChar"/>
+        </w:rPr>
+        <w:t xml:space="preserve">Necesidades de apoyo</w:t>
+      </w:r>
+      <w:r>
+        <w:t xml:space="preserve"> </w:t>
+      </w:r>
+      <w:r>
+        <w:t xml:space="preserve">el</w:t>
+      </w:r>
+      <w:r>
+        <w:t xml:space="preserve"> </w:t>
+      </w:r>
+      <w:r>
+        <w:rPr>
+          <w:rStyle w:val="VerbatimChar"/>
+        </w:rPr>
+        <w:t xml:space="preserve">¶</w:t>
+      </w:r>
+      <w:r>
+        <w:t xml:space="preserve"> </w:t>
+      </w:r>
+      <w:r>
+        <w:t xml:space="preserve">separa además cada necesidad, que es como las emite informe2MD.</w:t>
+      </w:r>
+    </w:p>
+    <w:p>
+      <w:pPr>
+        <w:pStyle w:val="BodyText"/>
+      </w:pPr>
+      <w:r>
+        <w:rPr>
+          <w:rStyle w:val="VerbatimChar"/>
+          <w:b/>
+          <w:bCs/>
+        </w:rPr>
+        <w:t xml:space="preserve">Necesidades de apoyo</w:t>
+      </w:r>
+      <w:r>
+        <w:rPr>
+          <w:b/>
+          <w:bCs/>
+        </w:rPr>
+        <w:t xml:space="preserve"> </w:t>
+      </w:r>
+      <w:r>
+        <w:rPr>
+          <w:b/>
+          <w:bCs/>
+        </w:rPr>
+        <w:t xml:space="preserve">y</w:t>
+      </w:r>
+      <w:r>
+        <w:rPr>
+          <w:b/>
+          <w:bCs/>
+        </w:rPr>
+        <w:t xml:space="preserve"> </w:t>
+      </w:r>
+      <w:r>
+        <w:rPr>
+          <w:rStyle w:val="VerbatimChar"/>
+          <w:b/>
+          <w:bCs/>
+        </w:rPr>
+        <w:t xml:space="preserve">Centro Docente</w:t>
+      </w:r>
+      <w:r>
+        <w:rPr>
+          <w:b/>
+          <w:bCs/>
+        </w:rPr>
+        <w:t xml:space="preserve"> </w:t>
+      </w:r>
+      <w:r>
+        <w:rPr>
+          <w:b/>
+          <w:bCs/>
+        </w:rPr>
+        <w:t xml:space="preserve">están puestos a propósito para ver otra cosa.</w:t>
+      </w:r>
+      <w:r>
+        <w:t xml:space="preserve"> </w:t>
+      </w:r>
+      <w:r>
+        <w:t xml:space="preserve">La ficha de esta alumna dice</w:t>
+      </w:r>
+      <w:r>
+        <w:t xml:space="preserve"> </w:t>
+      </w:r>
+      <w:r>
+        <w:rPr>
+          <w:rStyle w:val="VerbatimChar"/>
+        </w:rPr>
+        <w:t xml:space="preserve">TDAH, ansiedad</w:t>
+      </w:r>
+      <w:r>
+        <w:t xml:space="preserve"> </w:t>
+      </w:r>
+      <w:r>
+        <w:t xml:space="preserve">en el diagnóstico y</w:t>
+      </w:r>
+      <w:r>
+        <w:t xml:space="preserve"> </w:t>
+      </w:r>
+      <w:r>
+        <w:rPr>
+          <w:rStyle w:val="VerbatimChar"/>
+        </w:rPr>
+        <w:t xml:space="preserve">IES Exemple</w:t>
+      </w:r>
+      <w:r>
+        <w:t xml:space="preserve"> </w:t>
+      </w:r>
+      <w:r>
+        <w:t xml:space="preserve">en el centro. El centro coincide, así que no pasará nada; el diagnóstico no, así que en la ficha saldrá un aviso de que el informe dice otra cosa. Es el mecanismo que avisa de que una ficha escrita a mano se ha quedado atrás respecto al informe que llegó.</w:t>
       </w:r>
     </w:p>
     <w:bookmarkEnd w:id="10"/>
@@ -1658,7 +1806,7 @@
         <w:t xml:space="preserve">visor.html</w:t>
       </w:r>
       <w:r>
-        <w:t xml:space="preserve">, cargar el libro y comprobar estas siete cosas. Si alguna falla, el apartado correspondiente del montaje dice dónde mirar.</w:t>
+        <w:t xml:space="preserve">, cargar el libro y comprobar estas ocho cosas. Si alguna falla, el apartado correspondiente del montaje dice dónde mirar.</w:t>
       </w:r>
     </w:p>
     <w:tbl>
@@ -2175,6 +2323,77 @@
             </w:r>
             <w:r>
               <w:t xml:space="preserve">—, no una</w:t>
+            </w:r>
+          </w:p>
+        </w:tc>
+      </w:tr>
+      <w:tr>
+        <w:tc>
+          <w:tcPr/>
+          <w:p>
+            <w:pPr>
+              <w:pStyle w:val="Compact"/>
+              <w:jc w:val="left"/>
+            </w:pPr>
+            <w:r>
+              <w:t xml:space="preserve">8</w:t>
+            </w:r>
+          </w:p>
+        </w:tc>
+        <w:tc>
+          <w:tcPr/>
+          <w:p>
+            <w:pPr>
+              <w:pStyle w:val="Compact"/>
+              <w:jc w:val="left"/>
+            </w:pPr>
+            <w:r>
+              <w:t xml:space="preserve">Junto al</w:t>
+            </w:r>
+            <w:r>
+              <w:t xml:space="preserve"> </w:t>
+            </w:r>
+            <w:r>
+              <w:rPr>
+                <w:b/>
+                <w:bCs/>
+              </w:rPr>
+              <w:t xml:space="preserve">Diagnóstico</w:t>
+            </w:r>
+            <w:r>
+              <w:t xml:space="preserve"> </w:t>
+            </w:r>
+            <w:r>
+              <w:t xml:space="preserve">de la ficha, el aviso</w:t>
+            </w:r>
+            <w:r>
+              <w:t xml:space="preserve"> </w:t>
+            </w:r>
+            <w:r>
+              <w:rPr>
+                <w:b/>
+                <w:bCs/>
+              </w:rPr>
+              <w:t xml:space="preserve">⚠ el informe dice otra cosa</w:t>
+            </w:r>
+            <w:r>
+              <w:t xml:space="preserve">; al pasar el ratón por encima, lo que dice. Junto al</w:t>
+            </w:r>
+            <w:r>
+              <w:t xml:space="preserve"> </w:t>
+            </w:r>
+            <w:r>
+              <w:rPr>
+                <w:b/>
+                <w:bCs/>
+              </w:rPr>
+              <w:t xml:space="preserve">Centro ERG</w:t>
+            </w:r>
+            <w:r>
+              <w:t xml:space="preserve"> </w:t>
+            </w:r>
+            <w:r>
+              <w:t xml:space="preserve">no debe salir nada, porque coinciden</w:t>
             </w:r>
           </w:p>
         </w:tc>
